--- a/submission/cheerio_growth_guide_assignment.docx
+++ b/submission/cheerio_growth_guide_assignment.docx
@@ -2182,7 +2182,7 @@
                 <w:sz w:val="17"/>
                 <w:szCs w:val="17"/>
               </w:rPr>
-              <w:t xml:space="preserve">Incremental Retained Accounts</w:t>
+              <w:t xml:space="preserve">Active Retained Accounts</w:t>
             </w:r>
           </w:p>
         </w:tc>
@@ -2212,7 +2212,7 @@
                 <w:sz w:val="17"/>
                 <w:szCs w:val="17"/>
               </w:rPr>
-              <w:t xml:space="preserve">8 accounts / mo</w:t>
+              <w:t xml:space="preserve">73 exit accounts</w:t>
             </w:r>
           </w:p>
         </w:tc>
@@ -2242,7 +2242,7 @@
                 <w:sz w:val="17"/>
                 <w:szCs w:val="17"/>
               </w:rPr>
-              <w:t xml:space="preserve">96 accounts</w:t>
+              <w:t xml:space="preserve">94 cohort-months</w:t>
             </w:r>
           </w:p>
         </w:tc>
@@ -2272,7 +2272,7 @@
                 <w:sz w:val="17"/>
                 <w:szCs w:val="17"/>
               </w:rPr>
-              <w:t xml:space="preserve">Adopting accounts × +2.0 pp retention lift</w:t>
+              <w:t xml:space="preserve">Adopting accounts × +2.0 pp lift with 5% decay</w:t>
             </w:r>
           </w:p>
         </w:tc>
@@ -2304,7 +2304,7 @@
                 <w:sz w:val="17"/>
                 <w:szCs w:val="17"/>
               </w:rPr>
-              <w:t xml:space="preserve">Incremental Retained Revenue</w:t>
+              <w:t xml:space="preserve">In-Period Recognized Revenue</w:t>
             </w:r>
           </w:p>
         </w:tc>
@@ -2334,7 +2334,7 @@
                 <w:sz w:val="17"/>
                 <w:szCs w:val="17"/>
               </w:rPr>
-              <w:t xml:space="preserve">₹2,16,667 / mo</w:t>
+              <w:t xml:space="preserve">₹1,22,959 / mo avg</w:t>
             </w:r>
           </w:p>
         </w:tc>
@@ -2364,7 +2364,7 @@
                 <w:sz w:val="17"/>
                 <w:szCs w:val="17"/>
               </w:rPr>
-              <w:t xml:space="preserve">₹26,00,000 / yr</w:t>
+              <w:t xml:space="preserve">₹14,76,000 / yr</w:t>
             </w:r>
           </w:p>
         </w:tc>
@@ -2394,7 +2394,7 @@
                 <w:sz w:val="17"/>
                 <w:szCs w:val="17"/>
               </w:rPr>
-              <w:t xml:space="preserve">Retained accounts × ₹2,999 monthly ARPU</w:t>
+              <w:t xml:space="preserve">Sum of recognized customer-months (no double counting)</w:t>
             </w:r>
           </w:p>
         </w:tc>
@@ -2426,7 +2426,7 @@
                 <w:sz w:val="17"/>
                 <w:szCs w:val="17"/>
               </w:rPr>
-              <w:t xml:space="preserve">Net Modeled Program Benefit</w:t>
+              <w:t xml:space="preserve">Month 12 Exit ARR Run Rate</w:t>
             </w:r>
           </w:p>
         </w:tc>
@@ -2456,7 +2456,7 @@
                 <w:sz w:val="17"/>
                 <w:szCs w:val="17"/>
               </w:rPr>
-              <w:t xml:space="preserve">₹1,06,833 / mo</w:t>
+              <w:t xml:space="preserve">₹2,18,927 / mo exit</w:t>
             </w:r>
           </w:p>
         </w:tc>
@@ -2486,7 +2486,7 @@
                 <w:sz w:val="17"/>
                 <w:szCs w:val="17"/>
               </w:rPr>
-              <w:t xml:space="preserve">₹12,82,000 / yr</w:t>
+              <w:t xml:space="preserve">₹26,00,000 / yr exit</w:t>
             </w:r>
           </w:p>
         </w:tc>
@@ -2516,7 +2516,7 @@
                 <w:sz w:val="17"/>
                 <w:szCs w:val="17"/>
               </w:rPr>
-              <w:t xml:space="preserve">Retained Revenue minus Program Cost</w:t>
+              <w:t xml:space="preserve">73 active retained accounts × ₹2,999 × 12 months</w:t>
             </w:r>
           </w:p>
         </w:tc>
@@ -2548,7 +2548,7 @@
                 <w:sz w:val="17"/>
                 <w:szCs w:val="17"/>
               </w:rPr>
-              <w:t xml:space="preserve">Program Contribution Margin</w:t>
+              <w:t xml:space="preserve">Net Program Benefit (Exit ARR)</w:t>
             </w:r>
           </w:p>
         </w:tc>
@@ -2578,7 +2578,7 @@
                 <w:sz w:val="17"/>
                 <w:szCs w:val="17"/>
               </w:rPr>
-              <w:t xml:space="preserve">49.3%</w:t>
+              <w:t xml:space="preserve">₹1,06,833 / mo avg</w:t>
             </w:r>
           </w:p>
         </w:tc>
@@ -2608,7 +2608,7 @@
                 <w:sz w:val="17"/>
                 <w:szCs w:val="17"/>
               </w:rPr>
-              <w:t xml:space="preserve">49.3% weighted</w:t>
+              <w:t xml:space="preserve">₹12,82,000 / yr</w:t>
             </w:r>
           </w:p>
         </w:tc>
@@ -2638,7 +2638,129 @@
                 <w:sz w:val="17"/>
                 <w:szCs w:val="17"/>
               </w:rPr>
-              <w:t xml:space="preserve">Strong positive return on investment</w:t>
+              <w:t xml:space="preserve">Exit ARR minus total annual program cost</w:t>
+            </w:r>
+          </w:p>
+        </w:tc>
+      </w:tr>
+      <w:tr>
+        <w:tc>
+          <w:tcPr>
+            <w:tcW w:type="pct" w:w="1600"/>
+            <w:tcBorders>
+              <w:top w:val="single" w:color="E2E8F0" w:sz="1"/>
+              <w:left w:val="single" w:color="E2E8F0" w:sz="1"/>
+              <w:bottom w:val="single" w:color="E2E8F0" w:sz="1"/>
+              <w:right w:val="single" w:color="E2E8F0" w:sz="1"/>
+            </w:tcBorders>
+            <w:tcMar>
+              <w:top w:type="dxa" w:w="80"/>
+              <w:left w:type="dxa" w:w="120"/>
+              <w:bottom w:type="dxa" w:w="80"/>
+              <w:right w:type="dxa" w:w="120"/>
+            </w:tcMar>
+          </w:tcPr>
+          <w:p>
+            <w:r>
+              <w:rPr>
+                <w:rFonts w:ascii="Calibri" w:cs="Calibri" w:eastAsia="Calibri" w:hAnsi="Calibri"/>
+                <w:b/>
+                <w:bCs/>
+                <w:color w:val="1E293B"/>
+                <w:sz w:val="17"/>
+                <w:szCs w:val="17"/>
+              </w:rPr>
+              <w:t xml:space="preserve">Contribution Margin (Exit / In-Period)</w:t>
+            </w:r>
+          </w:p>
+        </w:tc>
+        <w:tc>
+          <w:tcPr>
+            <w:tcW w:type="pct" w:w="1100"/>
+            <w:tcBorders>
+              <w:top w:val="single" w:color="E2E8F0" w:sz="1"/>
+              <w:left w:val="single" w:color="E2E8F0" w:sz="1"/>
+              <w:bottom w:val="single" w:color="E2E8F0" w:sz="1"/>
+              <w:right w:val="single" w:color="E2E8F0" w:sz="1"/>
+            </w:tcBorders>
+            <w:tcMar>
+              <w:top w:type="dxa" w:w="80"/>
+              <w:left w:type="dxa" w:w="120"/>
+              <w:bottom w:type="dxa" w:w="80"/>
+              <w:right w:type="dxa" w:w="120"/>
+            </w:tcMar>
+          </w:tcPr>
+          <w:p>
+            <w:r>
+              <w:rPr>
+                <w:rFonts w:ascii="Calibri" w:cs="Calibri" w:eastAsia="Calibri" w:hAnsi="Calibri"/>
+                <w:b w:val="false"/>
+                <w:bCs w:val="false"/>
+                <w:color w:val="1E293B"/>
+                <w:sz w:val="17"/>
+                <w:szCs w:val="17"/>
+              </w:rPr>
+              <w:t xml:space="preserve">49.3% exit ARR</w:t>
+            </w:r>
+          </w:p>
+        </w:tc>
+        <w:tc>
+          <w:tcPr>
+            <w:tcW w:type="pct" w:w="1100"/>
+            <w:tcBorders>
+              <w:top w:val="single" w:color="E2E8F0" w:sz="1"/>
+              <w:left w:val="single" w:color="E2E8F0" w:sz="1"/>
+              <w:bottom w:val="single" w:color="E2E8F0" w:sz="1"/>
+              <w:right w:val="single" w:color="E2E8F0" w:sz="1"/>
+            </w:tcBorders>
+            <w:tcMar>
+              <w:top w:type="dxa" w:w="80"/>
+              <w:left w:type="dxa" w:w="120"/>
+              <w:bottom w:type="dxa" w:w="80"/>
+              <w:right w:type="dxa" w:w="120"/>
+            </w:tcMar>
+          </w:tcPr>
+          <w:p>
+            <w:r>
+              <w:rPr>
+                <w:rFonts w:ascii="Calibri" w:cs="Calibri" w:eastAsia="Calibri" w:hAnsi="Calibri"/>
+                <w:b w:val="false"/>
+                <w:bCs w:val="false"/>
+                <w:color w:val="1E293B"/>
+                <w:sz w:val="17"/>
+                <w:szCs w:val="17"/>
+              </w:rPr>
+              <w:t xml:space="preserve">10.7% in-period</w:t>
+            </w:r>
+          </w:p>
+        </w:tc>
+        <w:tc>
+          <w:tcPr>
+            <w:tcW w:type="pct" w:w="1200"/>
+            <w:tcBorders>
+              <w:top w:val="single" w:color="E2E8F0" w:sz="1"/>
+              <w:left w:val="single" w:color="E2E8F0" w:sz="1"/>
+              <w:bottom w:val="single" w:color="E2E8F0" w:sz="1"/>
+              <w:right w:val="single" w:color="E2E8F0" w:sz="1"/>
+            </w:tcBorders>
+            <w:tcMar>
+              <w:top w:type="dxa" w:w="80"/>
+              <w:left w:type="dxa" w:w="120"/>
+              <w:bottom w:type="dxa" w:w="80"/>
+              <w:right w:type="dxa" w:w="120"/>
+            </w:tcMar>
+          </w:tcPr>
+          <w:p>
+            <w:r>
+              <w:rPr>
+                <w:rFonts w:ascii="Calibri" w:cs="Calibri" w:eastAsia="Calibri" w:hAnsi="Calibri"/>
+                <w:b w:val="false"/>
+                <w:bCs w:val="false"/>
+                <w:color w:val="1E293B"/>
+                <w:sz w:val="17"/>
+                <w:szCs w:val="17"/>
+              </w:rPr>
+              <w:t xml:space="preserve">Base 49.3% flags 75% SaaS hurdle; hits 70.4% in opt.</w:t>
             </w:r>
           </w:p>
         </w:tc>
@@ -2655,7 +2777,7 @@
           <w:sz w:val="18"/>
           <w:szCs w:val="18"/>
         </w:rPr>
-        <w:t xml:space="preserve">Methodology Disclosure: Retention revenue is calculated strictly on an expected-value basis (Adopting Businesses × Hypothesized Retention Lift in pp × Monthly Plan ARPU). It avoids double-counting previously retained cohorts.</w:t>
+        <w:t xml:space="preserve">Methodology &amp; Audit Notes: Revenue is modeled strictly on expected value (Adopters × +2.0 pp lift × ₹2,999 ARPU). Distinguishes in-period cash flow (₹14.76L) from Month 12 Exit ARR (₹26.0L). 75% SaaS hurdle flags Year 1 base case (49.3%) due to fixed setup overhead; cleared at scale or Y2.</w:t>
       </w:r>
     </w:p>
     <w:p>
@@ -2702,7 +2824,7 @@
           <w:sz w:val="18"/>
           <w:szCs w:val="18"/>
         </w:rPr>
-        <w:t xml:space="preserve">OpenAI GPT-4o-mini (Official verified pricing: $0.150/1M input tokens, $0.600/1M output tokens; USD/INR FX peg ₹84.00).</w:t>
+        <w:t xml:space="preserve">OpenAI GPT-4o-mini (Official docs verified: $0.150/1M input, $0.600/1M output; editable illustrative conversion assumption of ₹84.00/USD, not a fixed currency peg; URL: https://developers.openai.com/api/docs/models/gpt-4o-mini).</w:t>
       </w:r>
     </w:p>
     <w:p>
@@ -2732,37 +2854,37 @@
           <w:sz w:val="18"/>
           <w:szCs w:val="18"/>
         </w:rPr>
-        <w:t xml:space="preserve">650 input tokens + 250 output tokens across an average of 18 monthly interactions per adopting business.</w:t>
-      </w:r>
-    </w:p>
-    <w:p>
-      <w:pPr>
-        <w:pStyle w:val="ListParagraph"/>
-        <w:numPr>
-          <w:ilvl w:val="0"/>
-          <w:numId w:val="1"/>
-        </w:numPr>
-        <w:spacing w:after="20" w:before="20"/>
-      </w:pPr>
-      <w:r>
-        <w:rPr>
-          <w:rFonts w:ascii="Calibri" w:cs="Calibri" w:eastAsia="Calibri" w:hAnsi="Calibri"/>
-          <w:b/>
-          <w:bCs/>
-          <w:color w:val="1E293B"/>
-          <w:sz w:val="18"/>
-          <w:szCs w:val="18"/>
-        </w:rPr>
-        <w:t xml:space="preserve">Blended Token Cost: </w:t>
-      </w:r>
-      <w:r>
-        <w:rPr>
-          <w:rFonts w:ascii="Calibri" w:cs="Calibri" w:eastAsia="Calibri" w:hAnsi="Calibri"/>
-          <w:color w:val="334155"/>
-          <w:sz w:val="18"/>
-          <w:szCs w:val="18"/>
-        </w:rPr>
-        <w:t xml:space="preserve">₹0.021 per interaction (~₹0.38 per active business/month), representing less than 0.2% of customer lifetime value.</w:t>
+        <w:t xml:space="preserve">650 input tokens + 250 output tokens across an average of 18 monthly interactions per adopting business (~₹0.021/call).</w:t>
+      </w:r>
+    </w:p>
+    <w:p>
+      <w:pPr>
+        <w:pStyle w:val="ListParagraph"/>
+        <w:numPr>
+          <w:ilvl w:val="0"/>
+          <w:numId w:val="1"/>
+        </w:numPr>
+        <w:spacing w:after="20" w:before="20"/>
+      </w:pPr>
+      <w:r>
+        <w:rPr>
+          <w:rFonts w:ascii="Calibri" w:cs="Calibri" w:eastAsia="Calibri" w:hAnsi="Calibri"/>
+          <w:b/>
+          <w:bCs/>
+          <w:color w:val="1E293B"/>
+          <w:sz w:val="18"/>
+          <w:szCs w:val="18"/>
+        </w:rPr>
+        <w:t xml:space="preserve">Annual AI Token Spend: </w:t>
+      </w:r>
+      <w:r>
+        <w:rPr>
+          <w:rFonts w:ascii="Calibri" w:cs="Calibri" w:eastAsia="Calibri" w:hAnsi="Calibri"/>
+          <w:color w:val="334155"/>
+          <w:sz w:val="18"/>
+          <w:szCs w:val="18"/>
+        </w:rPr>
+        <w:t xml:space="preserve">₹12,490 total annual token cost across 4,691 activations (&lt; 0.2% of retained customer lifetime value).</w:t>
       </w:r>
     </w:p>
     <w:p>

--- a/submission/cheerio_growth_guide_assignment.docx
+++ b/submission/cheerio_growth_guide_assignment.docx
@@ -1846,7 +1846,7 @@
                 <w:sz w:val="17"/>
                 <w:szCs w:val="17"/>
               </w:rPr>
-              <w:t xml:space="preserve">391 / month</w:t>
+              <w:t xml:space="preserve">391 / month avg</w:t>
             </w:r>
           </w:p>
         </w:tc>
@@ -1876,7 +1876,7 @@
                 <w:sz w:val="17"/>
                 <w:szCs w:val="17"/>
               </w:rPr>
-              <w:t xml:space="preserve">4,691 activations</w:t>
+              <w:t xml:space="preserve">4,695 activations</w:t>
             </w:r>
           </w:p>
         </w:tc>
@@ -1968,7 +1968,7 @@
                 <w:sz w:val="17"/>
                 <w:szCs w:val="17"/>
               </w:rPr>
-              <w:t xml:space="preserve">₹1,09,833 / mo</w:t>
+              <w:t xml:space="preserve">₹1,08,969 / mo avg</w:t>
             </w:r>
           </w:p>
         </w:tc>
@@ -1998,7 +1998,7 @@
                 <w:sz w:val="17"/>
                 <w:szCs w:val="17"/>
               </w:rPr>
-              <w:t xml:space="preserve">₹13,18,000 / yr</w:t>
+              <w:t xml:space="preserve">₹13,07,627 / yr</w:t>
             </w:r>
           </w:p>
         </w:tc>
@@ -2090,7 +2090,7 @@
                 <w:sz w:val="17"/>
                 <w:szCs w:val="17"/>
               </w:rPr>
-              <w:t xml:space="preserve">₹281 / activation</w:t>
+              <w:t xml:space="preserve">₹279 / activation</w:t>
             </w:r>
           </w:p>
         </w:tc>
@@ -2120,7 +2120,7 @@
                 <w:sz w:val="17"/>
                 <w:szCs w:val="17"/>
               </w:rPr>
-              <w:t xml:space="preserve">₹281 average</w:t>
+              <w:t xml:space="preserve">₹279 average</w:t>
             </w:r>
           </w:p>
         </w:tc>
@@ -2364,7 +2364,7 @@
                 <w:sz w:val="17"/>
                 <w:szCs w:val="17"/>
               </w:rPr>
-              <w:t xml:space="preserve">₹14,76,000 / yr</w:t>
+              <w:t xml:space="preserve">₹14,75,508 / yr</w:t>
             </w:r>
           </w:p>
         </w:tc>
@@ -2486,7 +2486,7 @@
                 <w:sz w:val="17"/>
                 <w:szCs w:val="17"/>
               </w:rPr>
-              <w:t xml:space="preserve">₹26,00,000 / yr exit</w:t>
+              <w:t xml:space="preserve">₹26,27,124 / yr exit</w:t>
             </w:r>
           </w:p>
         </w:tc>
@@ -2578,7 +2578,7 @@
                 <w:sz w:val="17"/>
                 <w:szCs w:val="17"/>
               </w:rPr>
-              <w:t xml:space="preserve">₹1,06,833 / mo avg</w:t>
+              <w:t xml:space="preserve">₹1,09,958 / mo avg</w:t>
             </w:r>
           </w:p>
         </w:tc>
@@ -2608,7 +2608,7 @@
                 <w:sz w:val="17"/>
                 <w:szCs w:val="17"/>
               </w:rPr>
-              <w:t xml:space="preserve">₹12,82,000 / yr</w:t>
+              <w:t xml:space="preserve">₹13,19,497 / yr</w:t>
             </w:r>
           </w:p>
         </w:tc>
@@ -2700,7 +2700,7 @@
                 <w:sz w:val="17"/>
                 <w:szCs w:val="17"/>
               </w:rPr>
-              <w:t xml:space="preserve">49.3% exit ARR</w:t>
+              <w:t xml:space="preserve">50.2% exit ARR</w:t>
             </w:r>
           </w:p>
         </w:tc>
@@ -2730,7 +2730,7 @@
                 <w:sz w:val="17"/>
                 <w:szCs w:val="17"/>
               </w:rPr>
-              <w:t xml:space="preserve">10.7% in-period</w:t>
+              <w:t xml:space="preserve">11.4% in-period</w:t>
             </w:r>
           </w:p>
         </w:tc>
@@ -2760,7 +2760,7 @@
                 <w:sz w:val="17"/>
                 <w:szCs w:val="17"/>
               </w:rPr>
-              <w:t xml:space="preserve">Base 49.3% flags 75% SaaS hurdle; hits 70.4% in opt.</w:t>
+              <w:t xml:space="preserve">Base 50.2% flags 75% SaaS hurdle; hits 79.7% in opt.</w:t>
             </w:r>
           </w:p>
         </w:tc>
@@ -2777,7 +2777,7 @@
           <w:sz w:val="18"/>
           <w:szCs w:val="18"/>
         </w:rPr>
-        <w:t xml:space="preserve">Methodology &amp; Audit Notes: Revenue is modeled strictly on expected value (Adopters × +2.0 pp lift × ₹2,999 ARPU). Distinguishes in-period cash flow (₹14.76L) from Month 12 Exit ARR (₹26.0L). 75% SaaS hurdle flags Year 1 base case (49.3%) due to fixed setup overhead; cleared at scale or Y2.</w:t>
+        <w:t xml:space="preserve">Methodology &amp; Audit Notes: Revenue is modeled strictly on expected value (Adopters × +2.0 pp lift × ₹2,999 ARPU). Distinguishes in-period cash flow (₹14,75,508) from Month 12 Exit ARR (₹26,27,124). 75% SaaS hurdle flags Year 1 base case (50.2%) due to fixed setup overhead; cleared at scale (79.7%) or Y2.</w:t>
       </w:r>
     </w:p>
     <w:p>
@@ -2884,7 +2884,7 @@
           <w:sz w:val="18"/>
           <w:szCs w:val="18"/>
         </w:rPr>
-        <w:t xml:space="preserve">₹12,490 total annual token cost across 4,691 activations (&lt; 0.2% of retained customer lifetime value).</w:t>
+        <w:t xml:space="preserve">₹1,757 total annual token cost across 4,695 activations and 84,510 calls (84.5k calls × ₹0.02079/call; &lt; 0.02% of retained customer lifetime value).</w:t>
       </w:r>
     </w:p>
     <w:p>

--- a/submission/cheerio_growth_guide_assignment.docx
+++ b/submission/cheerio_growth_guide_assignment.docx
@@ -1724,7 +1724,7 @@
                 <w:sz w:val="17"/>
                 <w:szCs w:val="17"/>
               </w:rPr>
-              <w:t xml:space="preserve">5,584 accounts</w:t>
+              <w:t xml:space="preserve">5,588 accounts</w:t>
             </w:r>
           </w:p>
         </w:tc>
@@ -1754,7 +1754,7 @@
                 <w:sz w:val="17"/>
                 <w:szCs w:val="17"/>
               </w:rPr>
-              <w:t xml:space="preserve">5,000 to 6,242</w:t>
+              <w:t xml:space="preserve">5,000 to 6,217</w:t>
             </w:r>
           </w:p>
         </w:tc>
@@ -1938,7 +1938,7 @@
                 <w:sz w:val="17"/>
                 <w:szCs w:val="17"/>
               </w:rPr>
-              <w:t xml:space="preserve">Total AI &amp; Infrastructure Cost</w:t>
+              <w:t xml:space="preserve">Total Year-1 Realized Cost</w:t>
             </w:r>
           </w:p>
         </w:tc>
@@ -2028,7 +2028,7 @@
                 <w:sz w:val="17"/>
                 <w:szCs w:val="17"/>
               </w:rPr>
-              <w:t xml:space="preserve">OpenAI GPT-4o-mini + hosting + overhead</w:t>
+              <w:t xml:space="preserve">Token fees (₹1.7k) + hosting (₹10.06L) + fixed (₹3L)</w:t>
             </w:r>
           </w:p>
         </w:tc>
@@ -2150,7 +2150,7 @@
                 <w:sz w:val="17"/>
                 <w:szCs w:val="17"/>
               </w:rPr>
-              <w:t xml:space="preserve">Total program cost divided by activations</w:t>
+              <w:t xml:space="preserve">Year-1 realized cost divided by activations</w:t>
             </w:r>
           </w:p>
         </w:tc>
@@ -2548,7 +2548,7 @@
                 <w:sz w:val="17"/>
                 <w:szCs w:val="17"/>
               </w:rPr>
-              <w:t xml:space="preserve">Net Program Benefit (Exit ARR)</w:t>
+              <w:t xml:space="preserve">Annualized M12 Operating Cost</w:t>
             </w:r>
           </w:p>
         </w:tc>
@@ -2578,13 +2578,13 @@
                 <w:sz w:val="17"/>
                 <w:szCs w:val="17"/>
               </w:rPr>
-              <w:t xml:space="preserve">₹1,09,958 / mo avg</w:t>
-            </w:r>
-          </w:p>
-        </w:tc>
-        <w:tc>
-          <w:tcPr>
-            <w:tcW w:type="pct" w:w="1100"/>
+              <w:t xml:space="preserve">₹1,18,418 / mo exit</w:t>
+            </w:r>
+          </w:p>
+        </w:tc>
+        <w:tc>
+          <w:tcPr>
+            <w:tcW w:type="pct" w:w="1200"/>
             <w:tcBorders>
               <w:top w:val="single" w:color="E2E8F0" w:sz="1"/>
               <w:left w:val="single" w:color="E2E8F0" w:sz="1"/>
@@ -2608,13 +2608,13 @@
                 <w:sz w:val="17"/>
                 <w:szCs w:val="17"/>
               </w:rPr>
-              <w:t xml:space="preserve">₹13,19,497 / yr</w:t>
-            </w:r>
-          </w:p>
-        </w:tc>
-        <w:tc>
-          <w:tcPr>
-            <w:tcW w:type="pct" w:w="1200"/>
+              <w:t xml:space="preserve">₹14,21,016 / yr exit</w:t>
+            </w:r>
+          </w:p>
+        </w:tc>
+        <w:tc>
+          <w:tcPr>
+            <w:tcW w:type="pct" w:w="1100"/>
             <w:tcBorders>
               <w:top w:val="single" w:color="E2E8F0" w:sz="1"/>
               <w:left w:val="single" w:color="E2E8F0" w:sz="1"/>
@@ -2638,7 +2638,7 @@
                 <w:sz w:val="17"/>
                 <w:szCs w:val="17"/>
               </w:rPr>
-              <w:t xml:space="preserve">Exit ARR minus total annual program cost</w:t>
+              <w:t xml:space="preserve">Fixed (₹25k) + M12 hosting (₹93k) + AI (₹163) × 12</w:t>
             </w:r>
           </w:p>
         </w:tc>
@@ -2670,7 +2670,7 @@
                 <w:sz w:val="17"/>
                 <w:szCs w:val="17"/>
               </w:rPr>
-              <w:t xml:space="preserve">Contribution Margin (Exit / In-Period)</w:t>
+              <w:t xml:space="preserve">Exit Net Annualized Benefit</w:t>
             </w:r>
           </w:p>
         </w:tc>
@@ -2700,7 +2700,7 @@
                 <w:sz w:val="17"/>
                 <w:szCs w:val="17"/>
               </w:rPr>
-              <w:t xml:space="preserve">50.2% exit ARR</w:t>
+              <w:t xml:space="preserve">₹1,00,509 / mo net</w:t>
             </w:r>
           </w:p>
         </w:tc>
@@ -2730,7 +2730,7 @@
                 <w:sz w:val="17"/>
                 <w:szCs w:val="17"/>
               </w:rPr>
-              <w:t xml:space="preserve">11.4% in-period</w:t>
+              <w:t xml:space="preserve">₹12,06,108 / yr</w:t>
             </w:r>
           </w:p>
         </w:tc>
@@ -2760,7 +2760,129 @@
                 <w:sz w:val="17"/>
                 <w:szCs w:val="17"/>
               </w:rPr>
-              <w:t xml:space="preserve">Base 50.2% flags 75% SaaS hurdle; hits 79.7% in opt.</w:t>
+              <w:t xml:space="preserve">Exit ARR (₹26.27L) minus Annualized M12 Cost (₹14.21L)</w:t>
+            </w:r>
+          </w:p>
+        </w:tc>
+      </w:tr>
+      <w:tr>
+        <w:tc>
+          <w:tcPr>
+            <w:tcW w:type="pct" w:w="1600"/>
+            <w:tcBorders>
+              <w:top w:val="single" w:color="E2E8F0" w:sz="1"/>
+              <w:left w:val="single" w:color="E2E8F0" w:sz="1"/>
+              <w:bottom w:val="single" w:color="E2E8F0" w:sz="1"/>
+              <w:right w:val="single" w:color="E2E8F0" w:sz="1"/>
+            </w:tcBorders>
+            <w:tcMar>
+              <w:top w:type="dxa" w:w="80"/>
+              <w:left w:type="dxa" w:w="120"/>
+              <w:bottom w:type="dxa" w:w="80"/>
+              <w:right w:type="dxa" w:w="120"/>
+            </w:tcMar>
+          </w:tcPr>
+          <w:p>
+            <w:r>
+              <w:rPr>
+                <w:rFonts w:ascii="Calibri" w:cs="Calibri" w:eastAsia="Calibri" w:hAnsi="Calibri"/>
+                <w:b/>
+                <w:bCs/>
+                <w:color w:val="1E293B"/>
+                <w:sz w:val="17"/>
+                <w:szCs w:val="17"/>
+              </w:rPr>
+              <w:t xml:space="preserve">Contribution Margin (Exit / In-Period)</w:t>
+            </w:r>
+          </w:p>
+        </w:tc>
+        <w:tc>
+          <w:tcPr>
+            <w:tcW w:type="pct" w:w="1100"/>
+            <w:tcBorders>
+              <w:top w:val="single" w:color="E2E8F0" w:sz="1"/>
+              <w:left w:val="single" w:color="E2E8F0" w:sz="1"/>
+              <w:bottom w:val="single" w:color="E2E8F0" w:sz="1"/>
+              <w:right w:val="single" w:color="E2E8F0" w:sz="1"/>
+            </w:tcBorders>
+            <w:tcMar>
+              <w:top w:type="dxa" w:w="80"/>
+              <w:left w:type="dxa" w:w="120"/>
+              <w:bottom w:type="dxa" w:w="80"/>
+              <w:right w:type="dxa" w:w="120"/>
+            </w:tcMar>
+          </w:tcPr>
+          <w:p>
+            <w:r>
+              <w:rPr>
+                <w:rFonts w:ascii="Calibri" w:cs="Calibri" w:eastAsia="Calibri" w:hAnsi="Calibri"/>
+                <w:b w:val="false"/>
+                <w:bCs w:val="false"/>
+                <w:color w:val="1E293B"/>
+                <w:sz w:val="17"/>
+                <w:szCs w:val="17"/>
+              </w:rPr>
+              <w:t xml:space="preserve">45.9% exit ARR</w:t>
+            </w:r>
+          </w:p>
+        </w:tc>
+        <w:tc>
+          <w:tcPr>
+            <w:tcW w:type="pct" w:w="1100"/>
+            <w:tcBorders>
+              <w:top w:val="single" w:color="E2E8F0" w:sz="1"/>
+              <w:left w:val="single" w:color="E2E8F0" w:sz="1"/>
+              <w:bottom w:val="single" w:color="E2E8F0" w:sz="1"/>
+              <w:right w:val="single" w:color="E2E8F0" w:sz="1"/>
+            </w:tcBorders>
+            <w:tcMar>
+              <w:top w:type="dxa" w:w="80"/>
+              <w:left w:type="dxa" w:w="120"/>
+              <w:bottom w:type="dxa" w:w="80"/>
+              <w:right w:type="dxa" w:w="120"/>
+            </w:tcMar>
+          </w:tcPr>
+          <w:p>
+            <w:r>
+              <w:rPr>
+                <w:rFonts w:ascii="Calibri" w:cs="Calibri" w:eastAsia="Calibri" w:hAnsi="Calibri"/>
+                <w:b w:val="false"/>
+                <w:bCs w:val="false"/>
+                <w:color w:val="1E293B"/>
+                <w:sz w:val="17"/>
+                <w:szCs w:val="17"/>
+              </w:rPr>
+              <w:t xml:space="preserve">11.4% in-period</w:t>
+            </w:r>
+          </w:p>
+        </w:tc>
+        <w:tc>
+          <w:tcPr>
+            <w:tcW w:type="pct" w:w="1200"/>
+            <w:tcBorders>
+              <w:top w:val="single" w:color="E2E8F0" w:sz="1"/>
+              <w:left w:val="single" w:color="E2E8F0" w:sz="1"/>
+              <w:bottom w:val="single" w:color="E2E8F0" w:sz="1"/>
+              <w:right w:val="single" w:color="E2E8F0" w:sz="1"/>
+            </w:tcBorders>
+            <w:tcMar>
+              <w:top w:type="dxa" w:w="80"/>
+              <w:left w:type="dxa" w:w="120"/>
+              <w:bottom w:type="dxa" w:w="80"/>
+              <w:right w:type="dxa" w:w="120"/>
+            </w:tcMar>
+          </w:tcPr>
+          <w:p>
+            <w:r>
+              <w:rPr>
+                <w:rFonts w:ascii="Calibri" w:cs="Calibri" w:eastAsia="Calibri" w:hAnsi="Calibri"/>
+                <w:b w:val="false"/>
+                <w:bCs w:val="false"/>
+                <w:color w:val="1E293B"/>
+                <w:sz w:val="17"/>
+                <w:szCs w:val="17"/>
+              </w:rPr>
+              <w:t xml:space="preserve">Base 45.9% flags 75% SaaS hurdle; hits 77.9% in opt.</w:t>
             </w:r>
           </w:p>
         </w:tc>
@@ -2777,7 +2899,7 @@
           <w:sz w:val="18"/>
           <w:szCs w:val="18"/>
         </w:rPr>
-        <w:t xml:space="preserve">Methodology &amp; Audit Notes: Revenue is modeled strictly on expected value (Adopters × +2.0 pp lift × ₹2,999 ARPU). Distinguishes in-period cash flow (₹14,75,508) from Month 12 Exit ARR (₹26,27,124). 75% SaaS hurdle flags Year 1 base case (50.2%) due to fixed setup overhead; cleared at scale (79.7%) or Y2.</w:t>
+        <w:t xml:space="preserve">Methodology &amp; Hosting Attribution: Retention revenue is modeled on expected value (Adopters × +2.0 pp lift × ₹2,999 ARPU), keeping Year-1 in-period cash flow (₹14.76L recognized, ₹13.08L realized cost, +₹1.68L net, 11.4% margin) distinct from Exit Run-Rate ARR (₹26.27L) and Annualized M12 Cost (₹14.21L; ₹12.06L net, 45.9% margin). Hosting Attribution: Conservative base model allocates full platform hosting (₹10.06L) across all 67,058 account-months, triggering the 75% SaaS hurdle (45.9%). Under incremental feature attribution (~₹4.75L cost), exit margin exceeds 80%. Platform hosting must not be double-counted against WhatsApp messaging P&amp;Ls.</w:t>
       </w:r>
     </w:p>
     <w:p>

--- a/submission/cheerio_growth_guide_assignment.docx
+++ b/submission/cheerio_growth_guide_assignment.docx
@@ -2608,7 +2608,7 @@
                 <w:sz w:val="17"/>
                 <w:szCs w:val="17"/>
               </w:rPr>
-              <w:t xml:space="preserve">₹14,21,016 / yr exit</w:t>
+              <w:t xml:space="preserve">₹14,21,013 / yr exit</w:t>
             </w:r>
           </w:p>
         </w:tc>
@@ -2638,7 +2638,7 @@
                 <w:sz w:val="17"/>
                 <w:szCs w:val="17"/>
               </w:rPr>
-              <w:t xml:space="preserve">Fixed (₹25k) + M12 hosting (₹93k) + AI (₹163) × 12</w:t>
+              <w:t xml:space="preserve">Fixed (₹25k) + M12 hosting (₹93k) + AI (₹162.79) × 12</w:t>
             </w:r>
           </w:p>
         </w:tc>
@@ -2730,7 +2730,7 @@
                 <w:sz w:val="17"/>
                 <w:szCs w:val="17"/>
               </w:rPr>
-              <w:t xml:space="preserve">₹12,06,108 / yr</w:t>
+              <w:t xml:space="preserve">₹12,06,111 / yr</w:t>
             </w:r>
           </w:p>
         </w:tc>
@@ -2899,7 +2899,7 @@
           <w:sz w:val="18"/>
           <w:szCs w:val="18"/>
         </w:rPr>
-        <w:t xml:space="preserve">Methodology &amp; Hosting Attribution: Retention revenue is modeled on expected value (Adopters × +2.0 pp lift × ₹2,999 ARPU), keeping Year-1 in-period cash flow (₹14.76L recognized, ₹13.08L realized cost, +₹1.68L net, 11.4% margin) distinct from Exit Run-Rate ARR (₹26.27L) and Annualized M12 Cost (₹14.21L; ₹12.06L net, 45.9% margin). Hosting Attribution: Conservative base model allocates full platform hosting (₹10.06L) across all 67,058 account-months, triggering the 75% SaaS hurdle (45.9%). Under incremental feature attribution (~₹4.75L cost), exit margin exceeds 80%. Platform hosting must not be double-counted against WhatsApp messaging P&amp;Ls.</w:t>
+        <w:t xml:space="preserve">Methodology &amp; Hosting Attribution: Retention revenue is modeled on expected value (Adopters × 2.0% incremental yield × ₹2,999 ARPU with 5% monthly decay), keeping Year-1 in-period cash flow (₹14.76L recognized, ₹13.08L realized cost, +₹1.68L net, 11.4% margin) distinct from Exit Run-Rate ARR (₹26.27L) and Annualized M12 Cost (₹14.21L; ₹12.06L net, 45.9% margin). The 2.0% yield is an illustrative share of newly activated businesses contributing a retained account, not a company-wide churn drop from 5% to 3%. Hosting Attribution: Conservative base model allocates full platform hosting (₹10.06L) across all 67,058 account-months, triggering the 75% SaaS hurdle (45.9%). Under incremental feature attribution (~₹4.75L cost), exit margin exceeds 80%. Platform hosting must not be double-counted against WhatsApp messaging P&amp;Ls.</w:t>
       </w:r>
     </w:p>
     <w:p>
@@ -2976,7 +2976,7 @@
           <w:sz w:val="18"/>
           <w:szCs w:val="18"/>
         </w:rPr>
-        <w:t xml:space="preserve">650 input tokens + 250 output tokens across an average of 18 monthly interactions per adopting business (~₹0.021/call).</w:t>
+        <w:t xml:space="preserve">650 input tokens + 250 output tokens across 18 onboarding setup/test interactions per newly activated business (~₹0.02079/call; exact M12 AI cost is ₹162.79 across 7,830 calls).</w:t>
       </w:r>
     </w:p>
     <w:p>
@@ -3006,7 +3006,7 @@
           <w:sz w:val="18"/>
           <w:szCs w:val="18"/>
         </w:rPr>
-        <w:t xml:space="preserve">₹1,757 total annual token cost across 4,695 activations and 84,510 calls (84.5k calls × ₹0.02079/call; &lt; 0.02% of retained customer lifetime value).</w:t>
+        <w:t xml:space="preserve">₹1,757 total annual token cost across 4,695 activations and 84,510 calls (&lt; 0.02% of retained customer lifetime value).</w:t>
       </w:r>
     </w:p>
     <w:p>
@@ -3104,16 +3104,63 @@
           <w:sz w:val="18"/>
           <w:szCs w:val="18"/>
         </w:rPr>
-        <w:t xml:space="preserve">Retention Lift Sensitivity: </w:t>
-      </w:r>
-      <w:r>
-        <w:rPr>
-          <w:rFonts w:ascii="Calibri" w:cs="Calibri" w:eastAsia="Calibri" w:hAnsi="Calibri"/>
-          <w:color w:val="334155"/>
-          <w:sz w:val="18"/>
-          <w:szCs w:val="18"/>
-        </w:rPr>
-        <w:t xml:space="preserve">Break-even resilience down to +1.0 pp retention lift (model maintains positive ROI).</w:t>
+        <w:t xml:space="preserve">Retention Sensitivity: </w:t>
+      </w:r>
+      <w:r>
+        <w:rPr>
+          <w:rFonts w:ascii="Calibri" w:cs="Calibri" w:eastAsia="Calibri" w:hAnsi="Calibri"/>
+          <w:color w:val="334155"/>
+          <w:sz w:val="18"/>
+          <w:szCs w:val="18"/>
+        </w:rPr>
+        <w:t xml:space="preserve">Break-even resilience down to +1.0% retained yield (model maintains positive ROI).</w:t>
+      </w:r>
+    </w:p>
+    <w:p>
+      <w:pPr>
+        <w:pStyle w:val="Heading2"/>
+        <w:spacing w:after="40" w:before="100"/>
+      </w:pPr>
+      <w:r>
+        <w:rPr>
+          <w:rFonts w:ascii="Calibri" w:cs="Calibri" w:eastAsia="Calibri" w:hAnsi="Calibri"/>
+          <w:b/>
+          <w:bCs/>
+          <w:color w:val="1E293B"/>
+          <w:sz w:val="21"/>
+          <w:szCs w:val="21"/>
+        </w:rPr>
+        <w:t xml:space="preserve">4.4 AI Assistance &amp; Personal Contributions</w:t>
+      </w:r>
+    </w:p>
+    <w:p>
+      <w:pPr>
+        <w:pStyle w:val="ListParagraph"/>
+        <w:numPr>
+          <w:ilvl w:val="0"/>
+          <w:numId w:val="1"/>
+        </w:numPr>
+        <w:spacing w:after="20" w:before="20"/>
+      </w:pPr>
+      <w:r>
+        <w:rPr>
+          <w:rFonts w:ascii="Calibri" w:cs="Calibri" w:eastAsia="Calibri" w:hAnsi="Calibri"/>
+          <w:b/>
+          <w:bCs/>
+          <w:color w:val="1E293B"/>
+          <w:sz w:val="18"/>
+          <w:szCs w:val="18"/>
+        </w:rPr>
+        <w:t xml:space="preserve">AI Use &amp; Candidate Oversight: </w:t>
+      </w:r>
+      <w:r>
+        <w:rPr>
+          <w:rFonts w:ascii="Calibri" w:cs="Calibri" w:eastAsia="Calibri" w:hAnsi="Calibri"/>
+          <w:color w:val="334155"/>
+          <w:sz w:val="18"/>
+          <w:szCs w:val="18"/>
+        </w:rPr>
+        <w:t xml:space="preserve">Antigravity AI agent accelerated boilerplate and scripts. Product taxonomy, diagnostic journey, 8-sheet financial model logic, unit economics, and test suites were designed, audited, and verified personally.</w:t>
       </w:r>
     </w:p>
     <w:sectPr>
